--- a/lab2/lab2.docx
+++ b/lab2/lab2.docx
@@ -4200,32 +4200,19 @@
         </w:rPr>
         <w:t xml:space="preserve">Host: </w:t>
       </w:r>
-      <w:r>
-        <w:fldChar w:fldCharType="begin"/>
-      </w:r>
-      <w:r>
-        <w:rPr>
-          <w:lang w:val="en-US"/>
-        </w:rPr>
-        <w:instrText>HYPERLINK "https://www.mit.edu/" \t "_blank"</w:instrText>
-      </w:r>
-      <w:r>
-        <w:fldChar w:fldCharType="separate"/>
-      </w:r>
-      <w:r>
-        <w:rPr>
-          <w:rStyle w:val="ad"/>
-          <w:rFonts w:ascii="Times New Roman" w:hAnsi="Times New Roman" w:cs="Times New Roman"/>
-          <w:color w:val="auto"/>
-          <w:sz w:val="28"/>
-          <w:szCs w:val="28"/>
-          <w:lang w:val="en-US"/>
-        </w:rPr>
-        <w:t>www.mit.edu</w:t>
-      </w:r>
-      <w:r>
-        <w:fldChar w:fldCharType="end"/>
-      </w:r>
+      <w:hyperlink r:id="rId14" w:tgtFrame="_blank" w:history="1">
+        <w:r>
+          <w:rPr>
+            <w:rStyle w:val="ad"/>
+            <w:rFonts w:ascii="Times New Roman" w:hAnsi="Times New Roman" w:cs="Times New Roman"/>
+            <w:color w:val="auto"/>
+            <w:sz w:val="28"/>
+            <w:szCs w:val="28"/>
+            <w:lang w:val="en-US"/>
+          </w:rPr>
+          <w:t>www.mit.edu</w:t>
+        </w:r>
+      </w:hyperlink>
     </w:p>
     <w:p>
       <w:pPr>
@@ -4641,7 +4628,7 @@
                     <pic:cNvPicPr/>
                   </pic:nvPicPr>
                   <pic:blipFill>
-                    <a:blip r:embed="rId14"/>
+                    <a:blip r:embed="rId15"/>
                     <a:stretch>
                       <a:fillRect/>
                     </a:stretch>
@@ -5324,7 +5311,7 @@
                     <pic:cNvPicPr/>
                   </pic:nvPicPr>
                   <pic:blipFill>
-                    <a:blip r:embed="rId15">
+                    <a:blip r:embed="rId16">
                       <a:extLst>
                         <a:ext uri="{28A0092B-C50C-407E-A947-70E740481C1C}">
                           <a14:useLocalDpi xmlns:a14="http://schemas.microsoft.com/office/drawing/2010/main" val="0"/>
@@ -5522,7 +5509,7 @@
                     <pic:cNvPicPr/>
                   </pic:nvPicPr>
                   <pic:blipFill>
-                    <a:blip r:embed="rId16"/>
+                    <a:blip r:embed="rId17"/>
                     <a:stretch>
                       <a:fillRect/>
                     </a:stretch>
@@ -6282,7 +6269,7 @@
                     <pic:cNvPicPr/>
                   </pic:nvPicPr>
                   <pic:blipFill>
-                    <a:blip r:embed="rId17"/>
+                    <a:blip r:embed="rId18"/>
                     <a:stretch>
                       <a:fillRect/>
                     </a:stretch>
@@ -6535,7 +6522,7 @@
                 <w:lang w:eastAsia="ru-RU"/>
               </w:rPr>
             </w:pPr>
-            <w:hyperlink r:id="rId18" w:tgtFrame="_blank" w:history="1">
+            <w:hyperlink r:id="rId19" w:tgtFrame="_blank" w:history="1">
               <w:r>
                 <w:rPr>
                   <w:rStyle w:val="ad"/>
@@ -6625,7 +6612,7 @@
                 <w:lang w:eastAsia="ru-RU"/>
               </w:rPr>
             </w:pPr>
-            <w:hyperlink r:id="rId19" w:tgtFrame="_blank" w:history="1">
+            <w:hyperlink r:id="rId20" w:tgtFrame="_blank" w:history="1">
               <w:r>
                 <w:rPr>
                   <w:rStyle w:val="ad"/>
@@ -6715,7 +6702,7 @@
                 <w:lang w:eastAsia="ru-RU"/>
               </w:rPr>
             </w:pPr>
-            <w:hyperlink r:id="rId20" w:tgtFrame="_blank" w:history="1">
+            <w:hyperlink r:id="rId21" w:tgtFrame="_blank" w:history="1">
               <w:r>
                 <w:rPr>
                   <w:rStyle w:val="ad"/>
@@ -6805,7 +6792,7 @@
                 <w:lang w:eastAsia="ru-RU"/>
               </w:rPr>
             </w:pPr>
-            <w:hyperlink r:id="rId21" w:tgtFrame="_blank" w:history="1">
+            <w:hyperlink r:id="rId22" w:tgtFrame="_blank" w:history="1">
               <w:r>
                 <w:rPr>
                   <w:rStyle w:val="ad"/>
@@ -7006,7 +6993,7 @@
                     <pic:cNvPicPr/>
                   </pic:nvPicPr>
                   <pic:blipFill>
-                    <a:blip r:embed="rId22"/>
+                    <a:blip r:embed="rId23"/>
                     <a:stretch>
                       <a:fillRect/>
                     </a:stretch>
@@ -7348,7 +7335,7 @@
         </w:rPr>
         <w:t xml:space="preserve">Вывод: Большинство запросов (91 из 98) было сделано на сервер </w:t>
       </w:r>
-      <w:hyperlink r:id="rId23" w:tgtFrame="_blank" w:history="1">
+      <w:hyperlink r:id="rId24" w:tgtFrame="_blank" w:history="1">
         <w:r>
           <w:rPr>
             <w:rStyle w:val="ad"/>
@@ -7366,7 +7353,7 @@
         </w:rPr>
         <w:t xml:space="preserve">. Остальные запросы распределены между </w:t>
       </w:r>
-      <w:hyperlink r:id="rId24" w:tgtFrame="_blank" w:history="1">
+      <w:hyperlink r:id="rId25" w:tgtFrame="_blank" w:history="1">
         <w:r>
           <w:rPr>
             <w:rStyle w:val="ad"/>
@@ -7384,7 +7371,7 @@
         </w:rPr>
         <w:t xml:space="preserve">, </w:t>
       </w:r>
-      <w:hyperlink r:id="rId25" w:tgtFrame="_blank" w:history="1">
+      <w:hyperlink r:id="rId26" w:tgtFrame="_blank" w:history="1">
         <w:r>
           <w:rPr>
             <w:rStyle w:val="ad"/>
@@ -7402,7 +7389,7 @@
         </w:rPr>
         <w:t xml:space="preserve">, </w:t>
       </w:r>
-      <w:hyperlink r:id="rId26" w:tgtFrame="_blank" w:history="1">
+      <w:hyperlink r:id="rId27" w:tgtFrame="_blank" w:history="1">
         <w:r>
           <w:rPr>
             <w:rStyle w:val="ad"/>
@@ -7560,7 +7547,7 @@
                     <pic:cNvPicPr/>
                   </pic:nvPicPr>
                   <pic:blipFill>
-                    <a:blip r:embed="rId27"/>
+                    <a:blip r:embed="rId28"/>
                     <a:stretch>
                       <a:fillRect/>
                     </a:stretch>
@@ -7932,7 +7919,7 @@
                     <pic:cNvPicPr/>
                   </pic:nvPicPr>
                   <pic:blipFill>
-                    <a:blip r:embed="rId28"/>
+                    <a:blip r:embed="rId29"/>
                     <a:stretch>
                       <a:fillRect/>
                     </a:stretch>
@@ -8923,7 +8910,7 @@
                     <pic:cNvPicPr/>
                   </pic:nvPicPr>
                   <pic:blipFill>
-                    <a:blip r:embed="rId29"/>
+                    <a:blip r:embed="rId30"/>
                     <a:stretch>
                       <a:fillRect/>
                     </a:stretch>
@@ -9251,7 +9238,7 @@
                     <pic:cNvPicPr/>
                   </pic:nvPicPr>
                   <pic:blipFill>
-                    <a:blip r:embed="rId30"/>
+                    <a:blip r:embed="rId31"/>
                     <a:stretch>
                       <a:fillRect/>
                     </a:stretch>
@@ -12269,40 +12256,6 @@
         </w:rPr>
         <w:t>-сервисы обмениваются данными через HTTP, используя стандартные коды состояний и заголовки.</w:t>
       </w:r>
-    </w:p>
-    <w:p>
-      <w:pPr>
-        <w:pStyle w:val="ds-markdown-paragraph"/>
-        <w:spacing w:before="0" w:beforeAutospacing="0" w:after="0" w:afterAutospacing="0" w:line="360" w:lineRule="auto"/>
-        <w:jc w:val="both"/>
-        <w:rPr>
-          <w:sz w:val="28"/>
-          <w:szCs w:val="28"/>
-        </w:rPr>
-      </w:pPr>
-    </w:p>
-    <w:p>
-      <w:pPr>
-        <w:pStyle w:val="ds-markdown-paragraph"/>
-        <w:spacing w:before="0" w:beforeAutospacing="0" w:after="0" w:afterAutospacing="0" w:line="360" w:lineRule="auto"/>
-        <w:jc w:val="both"/>
-        <w:rPr>
-          <w:sz w:val="28"/>
-          <w:szCs w:val="28"/>
-        </w:rPr>
-      </w:pPr>
-    </w:p>
-    <w:p>
-      <w:pPr>
-        <w:pStyle w:val="ds-markdown-paragraph"/>
-        <w:spacing w:before="0" w:beforeAutospacing="0" w:after="0" w:afterAutospacing="0" w:line="360" w:lineRule="auto"/>
-        <w:ind w:firstLine="709"/>
-        <w:jc w:val="both"/>
-        <w:rPr>
-          <w:sz w:val="28"/>
-          <w:szCs w:val="28"/>
-        </w:rPr>
-      </w:pPr>
     </w:p>
     <w:sectPr>
       <w:pgSz w:w="11906" w:h="16838"/>
